--- a/content/busi1763/files/Unilever_MA_Script.docx
+++ b/content/busi1763/files/Unilever_MA_Script.docx
@@ -12,7 +12,7 @@
     </w:p>
     <w:p>
       <w:r>
-        <w:t>BUSI 1763 Mind Map 小组展示 · M&amp;A 部分 · 2026-10-21</w:t>
+        <w:t>BUSI 1763 Mind Map 小组展示 · M&amp;A 部分 · 第二版 2026-10-24（时间范围 2020–2026）</w:t>
       </w:r>
     </w:p>
     <w:p>
@@ -25,7 +25,12 @@
     </w:p>
     <w:p>
       <w:r>
-        <w:t>你讲 4 页：第 1 页“什么是 M&amp;A”、第 2 页时间线、第 3 页 McCormick 交易、第 4 页参考文献（合进小组 PPT 后页码会变）。每页约 1 分钟，共约 4 分钟。</w:t>
+        <w:t>你是第 4 位（最后一位）讲的。讲 4 页：第 1 页“什么是 M&amp;A”、第 2 页 2020–2026 时间线、第 3 页 McCormick 交易、第 4 页参考文献（合进小组 PPT 后页码会变）。老师要求每人约 5 分钟（±30 秒），这份稿约 4.5 分钟。</w:t>
+      </w:r>
+    </w:p>
+    <w:p>
+      <w:r>
+        <w:t>老师 10/24 要求：开场说明分析的时间段（全组定 2020–2026，第 1 位同学开场说；你第 2 页再提一句）。答问是个人的，每人准备 2 题（第二题备用），老师可能追问——下面 6 道都练熟。</w:t>
       </w:r>
     </w:p>
     <w:p>
@@ -40,7 +45,7 @@
     </w:p>
     <w:p>
       <w:r>
-        <w:t>数字读法：$24.3bn 读 "twenty-four point three billion dollars"；$326m 读 "three hundred and twenty-six million dollars"；$143bn 读 "one hundred and forty-three billion dollars"；£50bn 读 "fifty billion pounds"；$15.7bn 读 "fifteen point seven billion dollars"；$300m 读 "three hundred million dollars"；70–90% 读 "seventy to ninety percent"。</w:t>
+        <w:t>数字读法：€1.8bn 读 "one point eight billion euros"；$1.5bn 读 "one point five billion dollars"；£50bn 读 "fifty billion pounds"；$15.7bn 读 "fifteen point seven billion dollars"；$300m 读 "three hundred million dollars"；70–90% 读 "seventy to ninety percent"；2020 to 2026 读 "twenty twenty to twenty twenty-six"。</w:t>
       </w:r>
     </w:p>
     <w:p>
@@ -71,17 +76,17 @@
         <w:pStyle w:val="Heading2"/>
       </w:pPr>
       <w:r>
-        <w:t>第 2 页 · Unilever 的并购：从“买”到“卖”</w:t>
+        <w:t>第 2 页 · Unilever 2020–2026 的并购：买美妆、卖食品</w:t>
       </w:r>
     </w:p>
     <w:p>
       <w:r>
-        <w:t>Unilever is a good example. It was born from a merger in 1929, between a British soap company and a Dutch margarine company. First, Unilever grew by buying. In 2000, it bought Bestfoods, with brands like Knorr and Hellmann's, for 24.3 billion dollars. We see this as product-extension: related products, sold to the same supermarkets. It gave Unilever more power with supermarkets. In the same year, it bought Ben &amp; Jerry's. Ben &amp; Jerry's kept its own board, so it was standalone. This kept the brand strong, but Unilever could not control it, and later they went to court. In 2016, it bought Dollar Shave Club for about one billion dollars, to learn how to sell online. But selling online is very different from selling in supermarkets, so there was no real synergy. Then came a turning point. In 2017, Kraft Heinz tried to buy Unilever. In 2022, Unilever tried to buy GSK's consumer health business, but the offer failed and its own shareholders did not like the plan. So Unilever started to sell. It sold most of Dollar Shave Club in 2023. It spun off its ice cream business as Magnum in 2025. And in 2026, it agreed to combine its food business with McCormick.</w:t>
+        <w:t>Our group looks at 2020 to 2026. Before 2020, Unilever grew by buying many companies, such as Bestfoods, Ben &amp; Jerry's and Dollar Shave Club. Since 2020, Unilever has been changing its shape: it buys beauty and personal care brands, and it sells food. In 2021, it bought Paula's Choice, a skincare brand that grew online, for about 1.8 billion euros. In 2025, it bought Dr. Squatch, a men's grooming brand, for about 1.5 billion dollars, as reported in the news. In 2022, it tried to buy GSK's consumer health business for 50 billion pounds. GSK said no, and Unilever's own shareholders did not like the plan, so Unilever stopped. At the same time, Unilever started to sell. In 2023, it sold most of Dollar Shave Club. Selling online was very different from selling in supermarkets, so there was no real synergy. In 2025, it spun off its ice cream business as Magnum. And in 2026, it agreed to combine its food business with McCormick.</w:t>
       </w:r>
     </w:p>
     <w:p>
       <w:r>
-        <w:t>中文：Unilever 是很好的例子，它本身就是 1929 年英国肥皂公司和荷兰人造黄油公司合并成立的。先是“买”：2000 年花 243 亿美元买 Bestfoods（Knorr、Hellmann's），我们认为是产品扩展型——相关产品、卖给同一批超市，让 Unilever 和超市谈判更有筹码。同年买 Ben &amp; Jerry's，保留独立董事会 = 独立运营：保住了品牌，但 Unilever 控制不了，后来打官司。2016 年约 10 亿美元买 Dollar Shave Club，想学网上直销；但网上卖和超市卖差别太大，没有协同效应。然后是转折：2017 年 Kraft Heinz 想收购 Unilever；2022 年 Unilever 想买 GSK 消费者健康业务，没成功，自己的股东也不喜欢。于是开始“卖”：2023 年卖掉 DSC 多数股权，2025 年冰淇淋分拆成 Magnum，2026 年同意把食品业务并入 McCormick。</w:t>
+        <w:t>中文：我们组分析 2020 到 2026 年。2020 年前，Unilever 靠收购很多公司做大，比如 Bestfoods、Ben &amp; Jerry's 和 Dollar Shave Club。2020 年以后，Unilever 在改变自己的样子：买美妆和个护品牌，卖食品。2021 年花约 18 亿欧元买了网上起家的护肤品牌 Paula's Choice；2025 年买了男士个护品牌 Dr. Squatch，媒体报道约 15 亿美元。2022 年想花 500 亿英镑买 GSK 的消费者健康业务，GSK 拒绝了，Unilever 自己的股东也不喜欢，于是放弃。同时 Unilever 开始卖：2023 年卖掉 Dollar Shave Club 的大部分（网上卖和超市卖差别太大，没有协同）；2025 年冰淇淋分拆成 Magnum；2026 年同意把食品业务和 McCormick 合并。</w:t>
       </w:r>
     </w:p>
     <w:p>
@@ -94,12 +99,12 @@
     </w:p>
     <w:p>
       <w:r>
-        <w:t>Why sell the food business? In 2025, food grew only 2.5 percent, but beauty and personal care grew more than 4 percent. A spin-off can release value. A simpler company is easier for investors to understand, so it avoids the conglomerate discount. And Unilever gets 15.7 billion dollars in cash to buy beauty and personal care brands. Now let's use M&amp;A theory. This deal is horizontal, because both companies sell seasonings and sauces. The synergy is about 300 million dollars of cost savings a year. But there are risks. Joining the people is the hardest part. Regulators must agree. And the deal is not expected to close until mid-2027. My conclusion: overall, M&amp;A was a success for Unilever. It helped Unilever grow into a global giant. But deals with no synergy, like Dollar Shave Club, failed.</w:t>
+        <w:t>Why sell the food business? In 2025, food grew only 2.5 percent, but beauty and personal care grew more than 4 percent. A spin-off can release value. A simpler company is easier for investors to understand, so it avoids the conglomerate discount. And Unilever gets 15.7 billion dollars in cash to buy beauty and personal care brands. Now let's use M&amp;A theory. This deal is horizontal, because both companies sell seasonings and sauces. The synergy is about 300 million dollars of cost savings a year. But there are risks. Joining the people is the hardest part. Regulators must agree. And the deal is not expected to close until mid-2027. My conclusion: overall, M&amp;A is a success for Unilever. It helped Unilever grow, and now it helps Unilever focus on beauty and personal care. But deals with no synergy, like Dollar Shave Club, failed.</w:t>
       </w:r>
     </w:p>
     <w:p>
       <w:r>
-        <w:t>中文：为什么卖食品？2025 年食品只增长 2.5%，美妆和个护增长 4% 以上。分拆能释放价值；公司更简单，投资者更容易看懂，避免综合企业折价；还能拿到 157 亿美元现金去买美妆个护品牌。用并购理论看：这是横向并购，两家都卖调味品和酱料；协同效应约每年节省 3 亿美元成本；风险是人员整合最难、要监管批准、2027 年中才完成。我的结论：总体上并购是成功的，让 Unilever 成为全球巨头；但没有协同效应的收购，比如 Dollar Shave Club，失败了。</w:t>
+        <w:t>中文：为什么卖食品？2025 年食品只增长 2.5%，美妆和个护增长 4% 以上。分拆能释放价值；公司更简单，投资者更容易看懂，避免综合企业折价；还能拿到 157 亿美元现金去买美妆个护品牌。用并购理论看：这是横向并购，两家都卖调味品和酱料；协同效应约每年节省 3 亿美元成本；风险是人员整合最难、要监管批准、2027 年中才完成。我的结论：总体上并购是成功的，帮 Unilever 做大，现在又帮它聚焦美妆和个护；但没有协同效应的收购，比如 Dollar Shave Club，失败了。</w:t>
       </w:r>
     </w:p>
     <w:p>
@@ -112,12 +117,12 @@
     </w:p>
     <w:p>
       <w:r>
-        <w:t>My sources are on this slide, in Harvard style. Thank you. Now I hand over to the next speaker.</w:t>
+        <w:t>My sources are on this slide, in Harvard style. That is the end of our presentation. Thank you. We are happy to answer your questions.</w:t>
       </w:r>
     </w:p>
     <w:p>
       <w:r>
-        <w:t>中文：我的资料来源都在这页，用的是 Harvard 格式。谢谢，下面交给下一位同学。（如果你是最后一位，改成 “Thank you. We are happy to answer your questions.”）</w:t>
+        <w:t>中文：我的资料来源都在这页，用的是 Harvard 格式。我们的展示到此结束，谢谢大家，欢迎提问。（你是第 4 位、最后一位讲的）</w:t>
       </w:r>
     </w:p>
     <w:p>
@@ -225,7 +230,7 @@
           </w:tcPr>
           <w:p>
             <w:r>
-              <w:t>Yes, mostly. Unilever wanted to learn online selling, but it was very different from its supermarket business. There was little synergy, so it sold most of it after seven years.</w:t>
+              <w:t>Yes, mostly. Unilever bought it in 2016 because it wanted to learn online selling, but it was very different from its supermarket business. There was little synergy, so it sold most of it after seven years.</w:t>
             </w:r>
           </w:p>
         </w:tc>
@@ -247,7 +252,7 @@
           </w:tcPr>
           <w:p>
             <w:r>
-              <w:t>Why was Ben &amp; Jerry's standalone?</w:t>
+              <w:t>Why does Unilever buy brands like Paula's Choice and Dr. Squatch?</w:t>
             </w:r>
           </w:p>
         </w:tc>
@@ -257,7 +262,7 @@
           </w:tcPr>
           <w:p>
             <w:r>
-              <w:t>The deal said Ben &amp; Jerry's keeps its own board and social mission. Good: the brand stayed strong. Bad: Unilever could not control it, and they went to court.</w:t>
+              <w:t>They are premium brands that grow fast. Paula's Choice is strong online. This fits Unilever's plan to focus on beauty and personal care.</w:t>
             </w:r>
           </w:p>
         </w:tc>
@@ -267,7 +272,7 @@
           </w:tcPr>
           <w:p>
             <w:r>
-              <w:t>合同保留独立董事会和社会使命。好处是保住品牌，坏处是控制不了、打官司。</w:t>
+              <w:t>它们是增长快的高端品牌，Paula's Choice 在网上很强，符合 Unilever 聚焦美妆个护的计划。</w:t>
             </w:r>
           </w:p>
         </w:tc>

--- a/content/busi1763/files/Unilever_MA_Script.docx
+++ b/content/busi1763/files/Unilever_MA_Script.docx
@@ -25,7 +25,7 @@
     </w:p>
     <w:p>
       <w:r>
-        <w:t>你是第 4 位（最后一位）讲的。讲 4 页：第 1 页“什么是 M&amp;A”、第 2 页 2020–2026 时间线、第 3 页 McCormick 交易、第 4 页参考文献（合进小组 PPT 后页码会变）。老师要求每人约 5 分钟（±30 秒），这份稿约 4.5 分钟。</w:t>
+        <w:t>你是第 4 位（最后一位）讲的。讲 4 页：第 1 页“什么是 M&amp;A”、第 2 页 2020–2026 时间线、第 3 页 McCormick 交易、第 4 页参考文献（合进小组 PPT 后页码会变）。这份稿约 280 词：正常语速 2–3 分钟，你讲得慢大约 4 分钟（老师要求每人约 5 分钟，留出时间给你放慢、停顿和看 PPT）。</w:t>
       </w:r>
     </w:p>
     <w:p>
@@ -63,12 +63,12 @@
     </w:p>
     <w:p>
       <w:r>
-        <w:t>Thank you. My part is M&amp;A. M&amp;A means mergers and acquisitions. In an acquisition, one company buys another company. In a merger, two companies of similar size join and become one company. There are six types. For example, horizontal means buying a company in the same business. Product-extension means buying a company with related products for the same customers. After a deal, the buyer must decide how much to join the two companies. It can leave the new company alone, which we call standalone, or join them fully. The goal is synergy: one plus one is more than two. But research says 70 to 90 percent of deals fail, mostly because joining two companies is hard. One more point: when a company buys a firm in another country, this is also a kind of FDI.</w:t>
+        <w:t>Thank you. My part is M&amp;A, mergers and acquisitions. In an acquisition, one company buys another. In a merger, two similar companies join into one. The goal is synergy: one plus one is more than two. But 70 to 90 percent of deals fail, mostly because joining two companies is hard. Also, buying a company in another country is a kind of FDI.</w:t>
       </w:r>
     </w:p>
     <w:p>
       <w:r>
-        <w:t>中文：谢谢。我讲的是并购（M&amp;A）。收购是一家公司买下另一家；合并是规模相近的两家合成一家。并购有六种类型，例如横向是买同行，产品扩展是买卖相关产品、面对同一批客户的公司。并购后买方要决定整合到什么程度：可以让对方独立运营，也可以完全整合。目标是协同效应，1 + 1 &gt; 2。但研究说 70–90% 的并购失败，主要因为整合难。另外，跨国收购也是 FDI 的一种方式。</w:t>
+        <w:t>中文：谢谢。我讲的是 M&amp;A，也就是合并与收购。收购是一家公司买下另一家；合并是两家规模相近的公司合成一家。目标是协同效应：一加一大于二。但 70% 到 90% 的并购会失败，主要因为两家公司很难整合。另外，在另一个国家收购公司，也是一种 FDI。</w:t>
       </w:r>
     </w:p>
     <w:p>
@@ -76,17 +76,17 @@
         <w:pStyle w:val="Heading2"/>
       </w:pPr>
       <w:r>
-        <w:t>第 2 页 · Unilever 2020–2026 的并购：买美妆、卖食品</w:t>
+        <w:t>第 2 页 · 2020–2026：买美妆、卖食品</w:t>
       </w:r>
     </w:p>
     <w:p>
       <w:r>
-        <w:t>Our group looks at 2020 to 2026. Before 2020, Unilever grew by buying many companies, such as Bestfoods, Ben &amp; Jerry's and Dollar Shave Club. Since 2020, Unilever has been changing its shape: it buys beauty and personal care brands, and it sells food. In 2021, it bought Paula's Choice, a skincare brand that grew online, for about 1.8 billion euros. In 2025, it bought Dr. Squatch, a men's grooming brand, for about 1.5 billion dollars, as reported in the news. In 2022, it tried to buy GSK's consumer health business for 50 billion pounds. GSK said no, and Unilever's own shareholders did not like the plan, so Unilever stopped. At the same time, Unilever started to sell. In 2023, it sold most of Dollar Shave Club. Selling online was very different from selling in supermarkets, so there was no real synergy. In 2025, it spun off its ice cream business as Magnum. And in 2026, it agreed to combine its food business with McCormick.</w:t>
+        <w:t>Our group looks at 2020 to 2026. In this time, Unilever buys beauty and personal care brands, and sells food. In 2021, it bought Paula's Choice for about 1.8 billion euros. In 2025, it bought Dr. Squatch for about 1.5 billion dollars. In 2022, it tried to buy GSK's consumer health business, but the offer failed and its shareholders did not like it. Then Unilever started to sell. In 2023, it sold most of Dollar Shave Club, because online selling did not fit its supermarket business. In 2025, it spun off ice cream. In 2026, it agreed to combine its food business with McCormick.</w:t>
       </w:r>
     </w:p>
     <w:p>
       <w:r>
-        <w:t>中文：我们组分析 2020 到 2026 年。2020 年前，Unilever 靠收购很多公司做大，比如 Bestfoods、Ben &amp; Jerry's 和 Dollar Shave Club。2020 年以后，Unilever 在改变自己的样子：买美妆和个护品牌，卖食品。2021 年花约 18 亿欧元买了网上起家的护肤品牌 Paula's Choice；2025 年买了男士个护品牌 Dr. Squatch，媒体报道约 15 亿美元。2022 年想花 500 亿英镑买 GSK 的消费者健康业务，GSK 拒绝了，Unilever 自己的股东也不喜欢，于是放弃。同时 Unilever 开始卖：2023 年卖掉 Dollar Shave Club 的大部分（网上卖和超市卖差别太大，没有协同）；2025 年冰淇淋分拆成 Magnum；2026 年同意把食品业务和 McCormick 合并。</w:t>
+        <w:t>中文：我们组分析 2020 到 2026 年。这段时间，Unilever 买美妆和个护品牌，卖食品。2021 年，它花约 18 亿欧元买下 Paula's Choice。2025 年，它花约 15 亿美元买下 Dr. Squatch（媒体报道的金额）。2022 年，它想买 GSK 的消费者健康业务，但没有成功，它的股东也不喜欢这个计划。然后 Unilever 开始卖。2023 年，它卖掉了 Dollar Shave Club 的大部分，因为网上直销和它的超市生意不搭。2025 年，它分拆了冰淇淋业务。2026 年，它同意把食品业务和 McCormick 合并。</w:t>
       </w:r>
     </w:p>
     <w:p>
@@ -99,12 +99,12 @@
     </w:p>
     <w:p>
       <w:r>
-        <w:t>Why sell the food business? In 2025, food grew only 2.5 percent, but beauty and personal care grew more than 4 percent. A spin-off can release value. A simpler company is easier for investors to understand, so it avoids the conglomerate discount. And Unilever gets 15.7 billion dollars in cash to buy beauty and personal care brands. Now let's use M&amp;A theory. This deal is horizontal, because both companies sell seasonings and sauces. The synergy is about 300 million dollars of cost savings a year. But there are risks. Joining the people is the hardest part. Regulators must agree. And the deal is not expected to close until mid-2027. My conclusion: overall, M&amp;A is a success for Unilever. It helped Unilever grow, and now it helps Unilever focus on beauty and personal care. But deals with no synergy, like Dollar Shave Club, failed.</w:t>
+        <w:t>Why sell food? Food grows slowly, only 2.5 percent in 2025. A spin-off can release value, and Unilever gets 15.7 billion dollars to buy beauty brands. This deal is horizontal, because both companies sell sauces and seasonings. The synergy is about 300 million dollars a year. The risks: joining people is hard, regulators must agree, and the deal will close only in 2027. My conclusion: overall, M&amp;A is a success for Unilever. It helps Unilever grow and focus. But deals with no synergy, like Dollar Shave Club, failed.</w:t>
       </w:r>
     </w:p>
     <w:p>
       <w:r>
-        <w:t>中文：为什么卖食品？2025 年食品只增长 2.5%，美妆和个护增长 4% 以上。分拆能释放价值；公司更简单，投资者更容易看懂，避免综合企业折价；还能拿到 157 亿美元现金去买美妆个护品牌。用并购理论看：这是横向并购，两家都卖调味品和酱料；协同效应约每年节省 3 亿美元成本；风险是人员整合最难、要监管批准、2027 年中才完成。我的结论：总体上并购是成功的，帮 Unilever 做大，现在又帮它聚焦美妆和个护；但没有协同效应的收购，比如 Dollar Shave Club，失败了。</w:t>
+        <w:t>中文：为什么卖食品？食品增长慢，2025 年只增长 2.5%。分拆可以释放价值，Unilever 还能拿到 157 亿美元去买美妆品牌。这是横向并购，因为两家都卖酱料和调味品。协同效应是每年约 3 亿美元。风险是：人员整合难，要监管机构批准，而且交易 2027 年才完成。我的结论：总体来说，并购对 Unilever 是成功的，它帮 Unilever 做大，也帮它聚焦。但没有协同效应的收购，比如 Dollar Shave Club，失败了。</w:t>
       </w:r>
     </w:p>
     <w:p>
@@ -117,12 +117,12 @@
     </w:p>
     <w:p>
       <w:r>
-        <w:t>My sources are on this slide, in Harvard style. That is the end of our presentation. Thank you. We are happy to answer your questions.</w:t>
+        <w:t>My sources are on this slide. That is the end of our presentation. Thank you. We are happy to answer your questions.</w:t>
       </w:r>
     </w:p>
     <w:p>
       <w:r>
-        <w:t>中文：我的资料来源都在这页，用的是 Harvard 格式。我们的展示到此结束，谢谢大家，欢迎提问。（你是第 4 位、最后一位讲的）</w:t>
+        <w:t>中文：我的资料来源都在这页。我们的展示到此结束。谢谢大家，欢迎提问。</w:t>
       </w:r>
     </w:p>
     <w:p>

--- a/content/busi1763/files/Unilever_MA_Script.docx
+++ b/content/busi1763/files/Unilever_MA_Script.docx
@@ -30,7 +30,7 @@
     </w:p>
     <w:p>
       <w:r>
-        <w:t>老师 10/24 要求：开场说明分析的时间段（全组定 2020–2026，第 1 位同学开场说；你第 2 页再提一句）。答问是个人的，每人准备 2 题（第二题备用），老师可能追问——下面 6 道都练熟。</w:t>
+        <w:t>老师 10/24 要求：开场说明分析的时间段（全组定 2020–2026，第 1 位同学开场说；你第 2 页再提一句）。答问是个人的，每人准备 2 题（第二题备用），老师可能追问——下面 3 道都练熟。</w:t>
       </w:r>
     </w:p>
     <w:p>
@@ -135,7 +135,7 @@
     </w:p>
     <w:p>
       <w:r>
-        <w:t>老师会单独提问，下面 6 题最可能被问到。回答先用这里的简单英文，练熟后用自己的话。</w:t>
+        <w:t>下面 3 题是你的问答准备（老师要求每人准备 2 题，第 3 题备用）。回答先用这里的简单英文，练熟后用自己的话。</w:t>
       </w:r>
     </w:p>
     <w:tbl>
@@ -220,38 +220,6 @@
           </w:tcPr>
           <w:p>
             <w:r>
-              <w:t>Was Dollar Shave Club a failure? Why?</w:t>
-            </w:r>
-          </w:p>
-        </w:tc>
-        <w:tc>
-          <w:tcPr>
-            <w:tcW w:type="dxa" w:w="2880"/>
-          </w:tcPr>
-          <w:p>
-            <w:r>
-              <w:t>Yes, mostly. Unilever bought it in 2016 because it wanted to learn online selling, but it was very different from its supermarket business. There was little synergy, so it sold most of it after seven years.</w:t>
-            </w:r>
-          </w:p>
-        </w:tc>
-        <w:tc>
-          <w:tcPr>
-            <w:tcW w:type="dxa" w:w="2880"/>
-          </w:tcPr>
-          <w:p>
-            <w:r>
-              <w:t>基本是。网上直销和超市模式差太远，协同很少，七年后卖掉大部分。</w:t>
-            </w:r>
-          </w:p>
-        </w:tc>
-      </w:tr>
-      <w:tr>
-        <w:tc>
-          <w:tcPr>
-            <w:tcW w:type="dxa" w:w="2880"/>
-          </w:tcPr>
-          <w:p>
-            <w:r>
               <w:t>Why does Unilever buy brands like Paula's Choice and Dr. Squatch?</w:t>
             </w:r>
           </w:p>
@@ -305,70 +273,6 @@
           <w:p>
             <w:r>
               <w:t>我认为是好事：食品增长慢，现金可以买增长快的美妆品牌。风险是 2027 年才完成、要监管批准。</w:t>
-            </w:r>
-          </w:p>
-        </w:tc>
-      </w:tr>
-      <w:tr>
-        <w:tc>
-          <w:tcPr>
-            <w:tcW w:type="dxa" w:w="2880"/>
-          </w:tcPr>
-          <w:p>
-            <w:r>
-              <w:t>What type of deal is McCormick and Unilever Foods?</w:t>
-            </w:r>
-          </w:p>
-        </w:tc>
-        <w:tc>
-          <w:tcPr>
-            <w:tcW w:type="dxa" w:w="2880"/>
-          </w:tcPr>
-          <w:p>
-            <w:r>
-              <w:t>Horizontal, because both sell seasonings and sauces. The synergy is about 300 million dollars of cost savings a year.</w:t>
-            </w:r>
-          </w:p>
-        </w:tc>
-        <w:tc>
-          <w:tcPr>
-            <w:tcW w:type="dxa" w:w="2880"/>
-          </w:tcPr>
-          <w:p>
-            <w:r>
-              <w:t>横向并购，两家都卖调味品和酱料；协同约每年 3 亿美元。</w:t>
-            </w:r>
-          </w:p>
-        </w:tc>
-      </w:tr>
-      <w:tr>
-        <w:tc>
-          <w:tcPr>
-            <w:tcW w:type="dxa" w:w="2880"/>
-          </w:tcPr>
-          <w:p>
-            <w:r>
-              <w:t>What is the difference between M&amp;A and greenfield FDI?</w:t>
-            </w:r>
-          </w:p>
-        </w:tc>
-        <w:tc>
-          <w:tcPr>
-            <w:tcW w:type="dxa" w:w="2880"/>
-          </w:tcPr>
-          <w:p>
-            <w:r>
-              <w:t>In M&amp;A, you buy a company that already exists. In greenfield FDI, you build your own new factory or office in another country. M&amp;A is faster, greenfield gives more control.</w:t>
-            </w:r>
-          </w:p>
-        </w:tc>
-        <w:tc>
-          <w:tcPr>
-            <w:tcW w:type="dxa" w:w="2880"/>
-          </w:tcPr>
-          <w:p>
-            <w:r>
-              <w:t>并购是买现成的公司；新建是在外国自己建工厂或办公室。并购快，新建控制力强。</w:t>
             </w:r>
           </w:p>
         </w:tc>
